--- a/docs/package/03_Contracts/iNXT_BrokerVerse_UAT_and_Go_Live_Acceptance_Certificates.docx
+++ b/docs/package/03_Contracts/iNXT_BrokerVerse_UAT_and_Go_Live_Acceptance_Certificates.docx
@@ -789,7 +789,7 @@
             </w:rPr>
             <w:fldChar w:fldCharType="separate"/>
           </w:r>
-          <w:hyperlink w:anchor="__RefHeading___Toc61551_4049217194">
+          <w:hyperlink w:anchor="__RefHeading___Toc61551_3199679052">
             <w:r>
               <w:rPr>
                 <w:webHidden/>
@@ -824,7 +824,7 @@
             </w:tabs>
             <w:rPr/>
           </w:pPr>
-          <w:hyperlink w:anchor="__RefHeading___Toc61553_4049217194">
+          <w:hyperlink w:anchor="__RefHeading___Toc61553_3199679052">
             <w:r>
               <w:rPr>
                 <w:webHidden/>
@@ -853,7 +853,7 @@
             </w:tabs>
             <w:rPr/>
           </w:pPr>
-          <w:hyperlink w:anchor="__RefHeading___Toc61555_4049217194">
+          <w:hyperlink w:anchor="__RefHeading___Toc61555_3199679052">
             <w:r>
               <w:rPr>
                 <w:webHidden/>
@@ -875,7 +875,7 @@
             </w:tabs>
             <w:rPr/>
           </w:pPr>
-          <w:hyperlink w:anchor="__RefHeading___Toc61557_4049217194">
+          <w:hyperlink w:anchor="__RefHeading___Toc61557_3199679052">
             <w:r>
               <w:rPr>
                 <w:webHidden/>
@@ -897,7 +897,7 @@
             </w:tabs>
             <w:rPr/>
           </w:pPr>
-          <w:hyperlink w:anchor="__RefHeading___Toc61559_4049217194">
+          <w:hyperlink w:anchor="__RefHeading___Toc61559_3199679052">
             <w:r>
               <w:rPr>
                 <w:webHidden/>
@@ -919,7 +919,7 @@
             </w:tabs>
             <w:rPr/>
           </w:pPr>
-          <w:hyperlink w:anchor="__RefHeading___Toc61561_4049217194">
+          <w:hyperlink w:anchor="__RefHeading___Toc61561_3199679052">
             <w:r>
               <w:rPr>
                 <w:webHidden/>
@@ -941,7 +941,7 @@
             </w:tabs>
             <w:rPr/>
           </w:pPr>
-          <w:hyperlink w:anchor="__RefHeading___Toc61563_4049217194">
+          <w:hyperlink w:anchor="__RefHeading___Toc61563_3199679052">
             <w:r>
               <w:rPr>
                 <w:webHidden/>
@@ -963,7 +963,7 @@
             </w:tabs>
             <w:rPr/>
           </w:pPr>
-          <w:hyperlink w:anchor="__RefHeading___Toc61565_4049217194">
+          <w:hyperlink w:anchor="__RefHeading___Toc61565_3199679052">
             <w:r>
               <w:rPr>
                 <w:webHidden/>
@@ -985,7 +985,7 @@
             </w:tabs>
             <w:rPr/>
           </w:pPr>
-          <w:hyperlink w:anchor="__RefHeading___Toc61567_4049217194">
+          <w:hyperlink w:anchor="__RefHeading___Toc61567_3199679052">
             <w:r>
               <w:rPr>
                 <w:webHidden/>
@@ -1007,7 +1007,7 @@
             </w:tabs>
             <w:rPr/>
           </w:pPr>
-          <w:hyperlink w:anchor="__RefHeading___Toc61569_4049217194">
+          <w:hyperlink w:anchor="__RefHeading___Toc61569_3199679052">
             <w:r>
               <w:rPr>
                 <w:webHidden/>
@@ -1029,7 +1029,7 @@
             </w:tabs>
             <w:rPr/>
           </w:pPr>
-          <w:hyperlink w:anchor="__RefHeading___Toc61571_4049217194">
+          <w:hyperlink w:anchor="__RefHeading___Toc61571_3199679052">
             <w:r>
               <w:rPr>
                 <w:webHidden/>
@@ -1051,7 +1051,7 @@
             </w:tabs>
             <w:rPr/>
           </w:pPr>
-          <w:hyperlink w:anchor="__RefHeading___Toc61573_4049217194">
+          <w:hyperlink w:anchor="__RefHeading___Toc61573_3199679052">
             <w:r>
               <w:rPr>
                 <w:webHidden/>
@@ -1073,7 +1073,7 @@
             </w:tabs>
             <w:rPr/>
           </w:pPr>
-          <w:hyperlink w:anchor="__RefHeading___Toc61575_4049217194">
+          <w:hyperlink w:anchor="__RefHeading___Toc61575_3199679052">
             <w:r>
               <w:rPr>
                 <w:webHidden/>
@@ -1095,7 +1095,7 @@
             </w:tabs>
             <w:rPr/>
           </w:pPr>
-          <w:hyperlink w:anchor="__RefHeading___Toc61577_4049217194">
+          <w:hyperlink w:anchor="__RefHeading___Toc61577_3199679052">
             <w:r>
               <w:rPr>
                 <w:webHidden/>
@@ -1117,7 +1117,7 @@
             </w:tabs>
             <w:rPr/>
           </w:pPr>
-          <w:hyperlink w:anchor="__RefHeading___Toc61579_4049217194">
+          <w:hyperlink w:anchor="__RefHeading___Toc61579_3199679052">
             <w:r>
               <w:rPr>
                 <w:webHidden/>
@@ -1139,7 +1139,7 @@
             </w:tabs>
             <w:rPr/>
           </w:pPr>
-          <w:hyperlink w:anchor="__RefHeading___Toc61581_4049217194">
+          <w:hyperlink w:anchor="__RefHeading___Toc61581_3199679052">
             <w:r>
               <w:rPr>
                 <w:webHidden/>
@@ -1161,7 +1161,7 @@
             </w:tabs>
             <w:rPr/>
           </w:pPr>
-          <w:hyperlink w:anchor="__RefHeading___Toc61583_4049217194">
+          <w:hyperlink w:anchor="__RefHeading___Toc61583_3199679052">
             <w:r>
               <w:rPr>
                 <w:webHidden/>
@@ -1183,7 +1183,7 @@
             </w:tabs>
             <w:rPr/>
           </w:pPr>
-          <w:hyperlink w:anchor="__RefHeading___Toc61585_4049217194">
+          <w:hyperlink w:anchor="__RefHeading___Toc61585_3199679052">
             <w:r>
               <w:rPr>
                 <w:webHidden/>
@@ -1205,7 +1205,7 @@
             </w:tabs>
             <w:rPr/>
           </w:pPr>
-          <w:hyperlink w:anchor="__RefHeading___Toc61587_4049217194">
+          <w:hyperlink w:anchor="__RefHeading___Toc61587_3199679052">
             <w:r>
               <w:rPr>
                 <w:webHidden/>
@@ -1227,7 +1227,7 @@
             </w:tabs>
             <w:rPr/>
           </w:pPr>
-          <w:hyperlink w:anchor="__RefHeading___Toc61589_4049217194">
+          <w:hyperlink w:anchor="__RefHeading___Toc61589_3199679052">
             <w:r>
               <w:rPr>
                 <w:webHidden/>
@@ -1249,7 +1249,7 @@
             </w:tabs>
             <w:rPr/>
           </w:pPr>
-          <w:hyperlink w:anchor="__RefHeading___Toc61591_4049217194">
+          <w:hyperlink w:anchor="__RefHeading___Toc61591_3199679052">
             <w:r>
               <w:rPr>
                 <w:webHidden/>
@@ -1271,7 +1271,7 @@
             </w:tabs>
             <w:rPr/>
           </w:pPr>
-          <w:hyperlink w:anchor="__RefHeading___Toc61593_4049217194">
+          <w:hyperlink w:anchor="__RefHeading___Toc61593_3199679052">
             <w:r>
               <w:rPr>
                 <w:webHidden/>
@@ -1293,7 +1293,7 @@
             </w:tabs>
             <w:rPr/>
           </w:pPr>
-          <w:hyperlink w:anchor="__RefHeading___Toc61595_4049217194">
+          <w:hyperlink w:anchor="__RefHeading___Toc61595_3199679052">
             <w:r>
               <w:rPr>
                 <w:webHidden/>
@@ -1315,7 +1315,7 @@
             </w:tabs>
             <w:rPr/>
           </w:pPr>
-          <w:hyperlink w:anchor="__RefHeading___Toc61597_4049217194">
+          <w:hyperlink w:anchor="__RefHeading___Toc61597_3199679052">
             <w:r>
               <w:rPr>
                 <w:webHidden/>
@@ -1337,7 +1337,7 @@
             </w:tabs>
             <w:rPr/>
           </w:pPr>
-          <w:hyperlink w:anchor="__RefHeading___Toc61599_4049217194">
+          <w:hyperlink w:anchor="__RefHeading___Toc61599_3199679052">
             <w:r>
               <w:rPr>
                 <w:webHidden/>
@@ -1359,7 +1359,7 @@
             </w:tabs>
             <w:rPr/>
           </w:pPr>
-          <w:hyperlink w:anchor="__RefHeading___Toc61601_4049217194">
+          <w:hyperlink w:anchor="__RefHeading___Toc61601_3199679052">
             <w:r>
               <w:rPr>
                 <w:webHidden/>
@@ -1407,7 +1407,7 @@
       <w:r>
         <w:br w:type="page"/>
       </w:r>
-      <w:bookmarkStart w:id="0" w:name="__RefHeading___Toc61551_4049217194"/>
+      <w:bookmarkStart w:id="0" w:name="__RefHeading___Toc61551_3199679052"/>
       <w:bookmarkStart w:id="1" w:name="_Toc48319687"/>
       <w:bookmarkStart w:id="2" w:name="_Toc11824118"/>
       <w:bookmarkEnd w:id="0"/>
@@ -2052,7 +2052,7 @@
           <w:spacing w:val="0"/>
         </w:rPr>
       </w:pPr>
-      <w:bookmarkStart w:id="4" w:name="__RefHeading___Toc61553_4049217194"/>
+      <w:bookmarkStart w:id="4" w:name="__RefHeading___Toc61553_3199679052"/>
       <w:bookmarkStart w:id="5" w:name="_Toc233203388"/>
       <w:bookmarkEnd w:id="4"/>
       <w:r>
@@ -3120,7 +3120,7 @@
         <w:pageBreakBefore w:val="false"/>
         <w:rPr/>
       </w:pPr>
-      <w:bookmarkStart w:id="6" w:name="__RefHeading___Toc61555_4049217194"/>
+      <w:bookmarkStart w:id="6" w:name="__RefHeading___Toc61555_3199679052"/>
       <w:bookmarkEnd w:id="6"/>
       <w:r>
         <w:rPr>
@@ -3311,7 +3311,7 @@
         <w:pStyle w:val="Heading1"/>
         <w:rPr/>
       </w:pPr>
-      <w:bookmarkStart w:id="7" w:name="__RefHeading___Toc61557_4049217194"/>
+      <w:bookmarkStart w:id="7" w:name="__RefHeading___Toc61557_3199679052"/>
       <w:bookmarkEnd w:id="7"/>
       <w:r>
         <w:rPr>
@@ -3328,7 +3328,7 @@
         <w:pStyle w:val="Heading2"/>
         <w:rPr/>
       </w:pPr>
-      <w:bookmarkStart w:id="8" w:name="__RefHeading___Toc61559_4049217194"/>
+      <w:bookmarkStart w:id="8" w:name="__RefHeading___Toc61559_3199679052"/>
       <w:bookmarkEnd w:id="8"/>
       <w:r>
         <w:rPr>
@@ -3704,7 +3704,7 @@
         <w:pStyle w:val="Heading2"/>
         <w:rPr/>
       </w:pPr>
-      <w:bookmarkStart w:id="9" w:name="__RefHeading___Toc61561_4049217194"/>
+      <w:bookmarkStart w:id="9" w:name="__RefHeading___Toc61561_3199679052"/>
       <w:bookmarkEnd w:id="9"/>
       <w:r>
         <w:rPr>
@@ -3865,7 +3865,7 @@
         <w:pStyle w:val="Heading2"/>
         <w:rPr/>
       </w:pPr>
-      <w:bookmarkStart w:id="10" w:name="__RefHeading___Toc61563_4049217194"/>
+      <w:bookmarkStart w:id="10" w:name="__RefHeading___Toc61563_3199679052"/>
       <w:bookmarkEnd w:id="10"/>
       <w:r>
         <w:rPr>
@@ -4303,7 +4303,7 @@
         <w:pStyle w:val="Heading2"/>
         <w:rPr/>
       </w:pPr>
-      <w:bookmarkStart w:id="11" w:name="__RefHeading___Toc61565_4049217194"/>
+      <w:bookmarkStart w:id="11" w:name="__RefHeading___Toc61565_3199679052"/>
       <w:bookmarkEnd w:id="11"/>
       <w:r>
         <w:rPr>
@@ -4734,7 +4734,7 @@
       <w:r>
         <w:br w:type="page"/>
       </w:r>
-      <w:bookmarkStart w:id="12" w:name="__RefHeading___Toc61567_4049217194"/>
+      <w:bookmarkStart w:id="12" w:name="__RefHeading___Toc61567_3199679052"/>
       <w:bookmarkEnd w:id="12"/>
       <w:r>
         <w:rPr>
@@ -4751,7 +4751,7 @@
         <w:pStyle w:val="Heading2"/>
         <w:rPr/>
       </w:pPr>
-      <w:bookmarkStart w:id="13" w:name="__RefHeading___Toc61569_4049217194"/>
+      <w:bookmarkStart w:id="13" w:name="__RefHeading___Toc61569_3199679052"/>
       <w:bookmarkEnd w:id="13"/>
       <w:r>
         <w:rPr>
@@ -5497,7 +5497,7 @@
         <w:pStyle w:val="Heading2"/>
         <w:rPr/>
       </w:pPr>
-      <w:bookmarkStart w:id="14" w:name="__RefHeading___Toc61571_4049217194"/>
+      <w:bookmarkStart w:id="14" w:name="__RefHeading___Toc61571_3199679052"/>
       <w:bookmarkEnd w:id="14"/>
       <w:r>
         <w:rPr>
@@ -6351,7 +6351,7 @@
         <w:pStyle w:val="Heading2"/>
         <w:rPr/>
       </w:pPr>
-      <w:bookmarkStart w:id="15" w:name="__RefHeading___Toc61573_4049217194"/>
+      <w:bookmarkStart w:id="15" w:name="__RefHeading___Toc61573_3199679052"/>
       <w:bookmarkEnd w:id="15"/>
       <w:r>
         <w:rPr>
@@ -8696,7 +8696,7 @@
         <w:pStyle w:val="Heading2"/>
         <w:rPr/>
       </w:pPr>
-      <w:bookmarkStart w:id="16" w:name="__RefHeading___Toc61575_4049217194"/>
+      <w:bookmarkStart w:id="16" w:name="__RefHeading___Toc61575_3199679052"/>
       <w:bookmarkEnd w:id="16"/>
       <w:r>
         <w:rPr>
@@ -9961,7 +9961,7 @@
         <w:pStyle w:val="Heading2"/>
         <w:rPr/>
       </w:pPr>
-      <w:bookmarkStart w:id="17" w:name="__RefHeading___Toc61577_4049217194"/>
+      <w:bookmarkStart w:id="17" w:name="__RefHeading___Toc61577_3199679052"/>
       <w:bookmarkEnd w:id="17"/>
       <w:r>
         <w:rPr>
@@ -10473,7 +10473,7 @@
         <w:pStyle w:val="Heading2"/>
         <w:rPr/>
       </w:pPr>
-      <w:bookmarkStart w:id="18" w:name="__RefHeading___Toc61579_4049217194"/>
+      <w:bookmarkStart w:id="18" w:name="__RefHeading___Toc61579_3199679052"/>
       <w:bookmarkEnd w:id="18"/>
       <w:r>
         <w:rPr>
@@ -11213,7 +11213,7 @@
         <w:pStyle w:val="Heading2"/>
         <w:rPr/>
       </w:pPr>
-      <w:bookmarkStart w:id="19" w:name="__RefHeading___Toc61581_4049217194"/>
+      <w:bookmarkStart w:id="19" w:name="__RefHeading___Toc61581_3199679052"/>
       <w:bookmarkEnd w:id="19"/>
       <w:r>
         <w:rPr>
@@ -11574,7 +11574,7 @@
         <w:pStyle w:val="Heading2"/>
         <w:rPr/>
       </w:pPr>
-      <w:bookmarkStart w:id="20" w:name="__RefHeading___Toc61583_4049217194"/>
+      <w:bookmarkStart w:id="20" w:name="__RefHeading___Toc61583_3199679052"/>
       <w:bookmarkEnd w:id="20"/>
       <w:r>
         <w:rPr>
@@ -12985,7 +12985,7 @@
       <w:r>
         <w:br w:type="page"/>
       </w:r>
-      <w:bookmarkStart w:id="21" w:name="__RefHeading___Toc61585_4049217194"/>
+      <w:bookmarkStart w:id="21" w:name="__RefHeading___Toc61585_3199679052"/>
       <w:bookmarkEnd w:id="21"/>
       <w:r>
         <w:rPr>
@@ -13002,7 +13002,7 @@
         <w:pStyle w:val="Heading2"/>
         <w:rPr/>
       </w:pPr>
-      <w:bookmarkStart w:id="22" w:name="__RefHeading___Toc61587_4049217194"/>
+      <w:bookmarkStart w:id="22" w:name="__RefHeading___Toc61587_3199679052"/>
       <w:bookmarkEnd w:id="22"/>
       <w:r>
         <w:rPr>
@@ -13748,7 +13748,7 @@
         <w:pStyle w:val="Heading2"/>
         <w:rPr/>
       </w:pPr>
-      <w:bookmarkStart w:id="23" w:name="__RefHeading___Toc61589_4049217194"/>
+      <w:bookmarkStart w:id="23" w:name="__RefHeading___Toc61589_3199679052"/>
       <w:bookmarkEnd w:id="23"/>
       <w:r>
         <w:rPr>
@@ -15030,7 +15030,7 @@
         <w:pStyle w:val="Heading2"/>
         <w:rPr/>
       </w:pPr>
-      <w:bookmarkStart w:id="24" w:name="__RefHeading___Toc61591_4049217194"/>
+      <w:bookmarkStart w:id="24" w:name="__RefHeading___Toc61591_3199679052"/>
       <w:bookmarkEnd w:id="24"/>
       <w:r>
         <w:rPr>
@@ -16161,7 +16161,7 @@
         <w:pStyle w:val="Heading2"/>
         <w:rPr/>
       </w:pPr>
-      <w:bookmarkStart w:id="25" w:name="__RefHeading___Toc61593_4049217194"/>
+      <w:bookmarkStart w:id="25" w:name="__RefHeading___Toc61593_3199679052"/>
       <w:bookmarkEnd w:id="25"/>
       <w:r>
         <w:rPr>
@@ -16907,7 +16907,7 @@
         <w:pStyle w:val="Heading2"/>
         <w:rPr/>
       </w:pPr>
-      <w:bookmarkStart w:id="26" w:name="__RefHeading___Toc61595_4049217194"/>
+      <w:bookmarkStart w:id="26" w:name="__RefHeading___Toc61595_3199679052"/>
       <w:bookmarkEnd w:id="26"/>
       <w:r>
         <w:rPr>
@@ -17533,7 +17533,7 @@
         <w:pStyle w:val="Heading2"/>
         <w:rPr/>
       </w:pPr>
-      <w:bookmarkStart w:id="27" w:name="__RefHeading___Toc61597_4049217194"/>
+      <w:bookmarkStart w:id="27" w:name="__RefHeading___Toc61597_3199679052"/>
       <w:bookmarkEnd w:id="27"/>
       <w:r>
         <w:rPr>
@@ -17817,7 +17817,7 @@
         <w:pStyle w:val="Heading2"/>
         <w:rPr/>
       </w:pPr>
-      <w:bookmarkStart w:id="28" w:name="__RefHeading___Toc61599_4049217194"/>
+      <w:bookmarkStart w:id="28" w:name="__RefHeading___Toc61599_3199679052"/>
       <w:bookmarkEnd w:id="28"/>
       <w:r>
         <w:rPr>
@@ -18789,7 +18789,7 @@
       <w:r>
         <w:br w:type="page"/>
       </w:r>
-      <w:bookmarkStart w:id="29" w:name="__RefHeading___Toc61601_4049217194"/>
+      <w:bookmarkStart w:id="29" w:name="__RefHeading___Toc61601_3199679052"/>
       <w:bookmarkStart w:id="30" w:name="_Toc233203395"/>
       <w:bookmarkEnd w:id="29"/>
       <w:r>
